--- a/public/resume.docx
+++ b/public/resume.docx
@@ -34,13 +34,47 @@
           <w:szCs w:val="20"/>
         </w:rPr>
       </w:pPr>
+      <w:proofErr w:type="gramStart"/>
       <w:r>
         <w:rPr>
           <w:color w:val="000000"/>
           <w:sz w:val="20"/>
           <w:szCs w:val="20"/>
         </w:rPr>
-        <w:t xml:space="preserve">M: </w:t>
+        <w:t>M</w:t>
+      </w:r>
+      <w:r>
+        <w:rPr>
+          <w:color w:val="000000"/>
+          <w:sz w:val="20"/>
+          <w:szCs w:val="20"/>
+        </w:rPr>
+        <w:t xml:space="preserve"> </w:t>
+      </w:r>
+      <w:r>
+        <w:rPr>
+          <w:color w:val="000000"/>
+          <w:sz w:val="20"/>
+          <w:szCs w:val="20"/>
+        </w:rPr>
+        <w:t>:</w:t>
+      </w:r>
+      <w:proofErr w:type="gramEnd"/>
+      <w:r>
+        <w:rPr>
+          <w:color w:val="000000"/>
+          <w:sz w:val="20"/>
+          <w:szCs w:val="20"/>
+        </w:rPr>
+        <w:t>+65</w:t>
+      </w:r>
+      <w:r>
+        <w:rPr>
+          <w:color w:val="000000"/>
+          <w:sz w:val="20"/>
+          <w:szCs w:val="20"/>
+        </w:rPr>
+        <w:t xml:space="preserve"> </w:t>
       </w:r>
       <w:r>
         <w:rPr>
@@ -55,44 +89,110 @@
           <w:sz w:val="20"/>
           <w:szCs w:val="20"/>
         </w:rPr>
-        <w:t xml:space="preserve">| E: </w:t>
+        <w:t>| </w:t>
+      </w:r>
+      <w:proofErr w:type="gramStart"/>
+      <w:r>
+        <w:rPr>
+          <w:color w:val="000000"/>
+          <w:sz w:val="20"/>
+          <w:szCs w:val="20"/>
+        </w:rPr>
+        <w:t>E</w:t>
+      </w:r>
+      <w:r>
+        <w:rPr>
+          <w:color w:val="000000"/>
+          <w:sz w:val="20"/>
+          <w:szCs w:val="20"/>
+        </w:rPr>
+        <w:t xml:space="preserve"> </w:t>
+      </w:r>
+      <w:r>
+        <w:rPr>
+          <w:color w:val="000000"/>
+          <w:sz w:val="20"/>
+          <w:szCs w:val="20"/>
+        </w:rPr>
+        <w:t>:</w:t>
+      </w:r>
+      <w:proofErr w:type="gramEnd"/>
+      <w:r>
+        <w:rPr>
+          <w:color w:val="000000"/>
+          <w:sz w:val="20"/>
+          <w:szCs w:val="20"/>
+        </w:rPr>
+        <w:t xml:space="preserve"> </w:t>
+      </w:r>
+      <w:r>
+        <w:rPr>
+          <w:color w:val="0000FF"/>
+          <w:sz w:val="20"/>
+          <w:szCs w:val="20"/>
+          <w:u w:val="single"/>
+        </w:rPr>
+        <w:t>waithantthiri101gmail.com</w:t>
+      </w:r>
+      <w:r>
+        <w:rPr>
+          <w:color w:val="0000FF"/>
+          <w:sz w:val="20"/>
+          <w:szCs w:val="20"/>
+        </w:rPr>
+        <w:t> </w:t>
+      </w:r>
+      <w:r>
+        <w:rPr>
+          <w:color w:val="000000"/>
+          <w:sz w:val="20"/>
+          <w:szCs w:val="20"/>
+        </w:rPr>
+        <w:t>| </w:t>
+      </w:r>
+      <w:proofErr w:type="gramStart"/>
+      <w:r>
+        <w:rPr>
+          <w:color w:val="000000"/>
+          <w:sz w:val="20"/>
+          <w:szCs w:val="20"/>
+        </w:rPr>
+        <w:t>LI</w:t>
+      </w:r>
+      <w:r>
+        <w:rPr>
+          <w:color w:val="000000"/>
+          <w:sz w:val="20"/>
+          <w:szCs w:val="20"/>
+        </w:rPr>
+        <w:t xml:space="preserve"> </w:t>
+      </w:r>
+      <w:r>
+        <w:rPr>
+          <w:color w:val="000000"/>
+          <w:sz w:val="20"/>
+          <w:szCs w:val="20"/>
+        </w:rPr>
+        <w:t>:</w:t>
+      </w:r>
+      <w:proofErr w:type="gramEnd"/>
+      <w:r>
+        <w:rPr>
+          <w:color w:val="000000"/>
+          <w:sz w:val="20"/>
+          <w:szCs w:val="20"/>
+        </w:rPr>
+        <w:t xml:space="preserve"> </w:t>
+      </w:r>
+      <w:r>
+        <w:rPr>
+          <w:color w:val="0000FF"/>
+          <w:sz w:val="20"/>
+          <w:szCs w:val="20"/>
+        </w:rPr>
+        <w:t> </w:t>
       </w:r>
       <w:hyperlink r:id="rId6">
-        <w:r>
-          <w:rPr>
-            <w:color w:val="0000FF"/>
-            <w:sz w:val="20"/>
-            <w:szCs w:val="20"/>
-            <w:u w:val="single"/>
-          </w:rPr>
-          <w:t>thantthiri_wai@mymail.sutd.edu.sg</w:t>
-        </w:r>
-      </w:hyperlink>
-      <w:r>
-        <w:rPr>
-          <w:color w:val="0000FF"/>
-          <w:sz w:val="20"/>
-          <w:szCs w:val="20"/>
-        </w:rPr>
-        <w:t> </w:t>
-      </w:r>
-      <w:r>
-        <w:rPr>
-          <w:color w:val="000000"/>
-          <w:sz w:val="20"/>
-          <w:szCs w:val="20"/>
-        </w:rPr>
-        <w:t xml:space="preserve">| LI: </w:t>
-      </w:r>
-      <w:r>
-        <w:rPr>
-          <w:color w:val="0000FF"/>
-          <w:sz w:val="20"/>
-          <w:szCs w:val="20"/>
-        </w:rPr>
-        <w:t> </w:t>
-      </w:r>
-      <w:hyperlink r:id="rId7">
         <w:r>
           <w:rPr>
             <w:color w:val="467886"/>
@@ -104,9 +204,17 @@
         </w:r>
       </w:hyperlink>
       <w:r>
-        <w:t xml:space="preserve"> | </w:t>
-      </w:r>
-      <w:hyperlink r:id="rId8" w:history="1">
+        <w:t xml:space="preserve"> |</w:t>
+      </w:r>
+      <w:proofErr w:type="gramStart"/>
+      <w:r>
+        <w:t>P :</w:t>
+      </w:r>
+      <w:proofErr w:type="gramEnd"/>
+      <w:r>
+        <w:t xml:space="preserve"> </w:t>
+      </w:r>
+      <w:hyperlink r:id="rId7" w:history="1">
         <w:r>
           <w:rPr>
             <w:rStyle w:val="Hyperlink"/>
@@ -209,13 +317,6 @@
       </w:pPr>
       <w:r>
         <w:rPr>
-          <w:sz w:val="20"/>
-          <w:szCs w:val="20"/>
-        </w:rPr>
-        <w:t xml:space="preserve">- </w:t>
-      </w:r>
-      <w:r>
-        <w:rPr>
           <w:b/>
           <w:bCs/>
           <w:sz w:val="20"/>
@@ -253,16 +354,41 @@
           <w:sz w:val="20"/>
           <w:szCs w:val="20"/>
         </w:rPr>
-        <w:t xml:space="preserve">                                                                                                     </w:t>
-      </w:r>
-      <w:r>
-        <w:rPr>
-          <w:b/>
-          <w:bCs/>
-          <w:sz w:val="20"/>
-          <w:szCs w:val="20"/>
-        </w:rPr>
-        <w:t xml:space="preserve">Sep 23 </w:t>
+        <w:t xml:space="preserve">                                                                                           </w:t>
+      </w:r>
+      <w:r>
+        <w:rPr>
+          <w:sz w:val="20"/>
+          <w:szCs w:val="20"/>
+        </w:rPr>
+        <w:t xml:space="preserve">  </w:t>
+      </w:r>
+      <w:r>
+        <w:rPr>
+          <w:b/>
+          <w:bCs/>
+          <w:sz w:val="20"/>
+          <w:szCs w:val="20"/>
+        </w:rPr>
+        <w:t xml:space="preserve">Sep </w:t>
+      </w:r>
+      <w:r>
+        <w:rPr>
+          <w:b/>
+          <w:bCs/>
+          <w:sz w:val="20"/>
+          <w:szCs w:val="20"/>
+        </w:rPr>
+        <w:t>20</w:t>
+      </w:r>
+      <w:r>
+        <w:rPr>
+          <w:b/>
+          <w:bCs/>
+          <w:sz w:val="20"/>
+          <w:szCs w:val="20"/>
+        </w:rPr>
+        <w:t xml:space="preserve">23 </w:t>
       </w:r>
       <w:r>
         <w:rPr>
@@ -289,7 +415,25 @@
           <w:sz w:val="20"/>
           <w:szCs w:val="20"/>
         </w:rPr>
-        <w:t>May 27</w:t>
+        <w:t xml:space="preserve">May </w:t>
+      </w:r>
+      <w:r>
+        <w:rPr>
+          <w:b/>
+          <w:bCs/>
+          <w:sz w:val="20"/>
+          <w:szCs w:val="20"/>
+        </w:rPr>
+        <w:t>20</w:t>
+      </w:r>
+      <w:r>
+        <w:rPr>
+          <w:b/>
+          <w:bCs/>
+          <w:sz w:val="20"/>
+          <w:szCs w:val="20"/>
+        </w:rPr>
+        <w:t>27</w:t>
       </w:r>
     </w:p>
     <w:p>
@@ -316,37 +460,66 @@
       </w:pPr>
       <w:r>
         <w:rPr>
-          <w:sz w:val="20"/>
-          <w:szCs w:val="20"/>
-        </w:rPr>
-        <w:t> </w:t>
-      </w:r>
-      <w:r>
-        <w:rPr>
           <w:b/>
           <w:bCs/>
           <w:smallCaps/>
           <w:sz w:val="20"/>
           <w:szCs w:val="20"/>
         </w:rPr>
-        <w:t>WORK EXPERIENCE</w:t>
-      </w:r>
-    </w:p>
-    <w:p>
-      <w:pPr>
-        <w:rPr>
-          <w:sz w:val="20"/>
-          <w:szCs w:val="20"/>
-        </w:rPr>
-      </w:pPr>
-      <w:r>
-        <w:rPr>
-          <w:b/>
-          <w:bCs/>
-          <w:sz w:val="20"/>
-          <w:szCs w:val="20"/>
-        </w:rPr>
-        <w:t>WAVE Design Consultants</w:t>
+        <w:t>PERSONAL PROJECTS</w:t>
+      </w:r>
+    </w:p>
+    <w:p>
+      <w:pPr>
+        <w:rPr>
+          <w:sz w:val="20"/>
+          <w:szCs w:val="20"/>
+        </w:rPr>
+      </w:pPr>
+      <w:r>
+        <w:rPr>
+          <w:b/>
+          <w:bCs/>
+          <w:sz w:val="20"/>
+          <w:szCs w:val="20"/>
+        </w:rPr>
+        <w:t>Somewhere –</w:t>
+      </w:r>
+      <w:r>
+        <w:rPr>
+          <w:b/>
+          <w:bCs/>
+          <w:sz w:val="20"/>
+          <w:szCs w:val="20"/>
+        </w:rPr>
+        <w:t xml:space="preserve"> Gamified</w:t>
+      </w:r>
+      <w:r>
+        <w:rPr>
+          <w:b/>
+          <w:bCs/>
+          <w:sz w:val="20"/>
+          <w:szCs w:val="20"/>
+        </w:rPr>
+        <w:t xml:space="preserve"> Dating App</w:t>
+      </w:r>
+      <w:r>
+        <w:rPr>
+          <w:b/>
+          <w:bCs/>
+          <w:sz w:val="20"/>
+          <w:szCs w:val="20"/>
+        </w:rPr>
+        <w:tab/>
+      </w:r>
+      <w:r>
+        <w:rPr>
+          <w:b/>
+          <w:bCs/>
+          <w:sz w:val="20"/>
+          <w:szCs w:val="20"/>
+        </w:rPr>
+        <w:tab/>
       </w:r>
       <w:r>
         <w:rPr>
@@ -410,25 +583,61 @@
           <w:szCs w:val="20"/>
         </w:rPr>
         <w:tab/>
-      </w:r>
-      <w:r>
-        <w:rPr>
-          <w:b/>
-          <w:bCs/>
-          <w:sz w:val="20"/>
-          <w:szCs w:val="20"/>
-        </w:rPr>
-        <w:tab/>
-      </w:r>
-      <w:r>
-        <w:rPr>
-          <w:b/>
-          <w:bCs/>
-          <w:sz w:val="20"/>
-          <w:szCs w:val="20"/>
-        </w:rPr>
-        <w:tab/>
-        <w:t xml:space="preserve">                          May 26 to Sep 26 </w:t>
+        <w:t xml:space="preserve">        </w:t>
+      </w:r>
+      <w:r>
+        <w:rPr>
+          <w:b/>
+          <w:bCs/>
+          <w:sz w:val="20"/>
+          <w:szCs w:val="20"/>
+        </w:rPr>
+        <w:t>Aug</w:t>
+      </w:r>
+      <w:r>
+        <w:rPr>
+          <w:b/>
+          <w:bCs/>
+          <w:sz w:val="20"/>
+          <w:szCs w:val="20"/>
+        </w:rPr>
+        <w:t xml:space="preserve"> </w:t>
+      </w:r>
+      <w:r>
+        <w:rPr>
+          <w:b/>
+          <w:bCs/>
+          <w:sz w:val="20"/>
+          <w:szCs w:val="20"/>
+        </w:rPr>
+        <w:t>20</w:t>
+      </w:r>
+      <w:r>
+        <w:rPr>
+          <w:b/>
+          <w:bCs/>
+          <w:sz w:val="20"/>
+          <w:szCs w:val="20"/>
+        </w:rPr>
+        <w:t xml:space="preserve">26 to </w:t>
+      </w:r>
+      <w:r>
+        <w:rPr>
+          <w:b/>
+          <w:bCs/>
+          <w:sz w:val="20"/>
+          <w:szCs w:val="20"/>
+        </w:rPr>
+        <w:t>Present</w:t>
+      </w:r>
+      <w:r>
+        <w:rPr>
+          <w:b/>
+          <w:bCs/>
+          <w:sz w:val="20"/>
+          <w:szCs w:val="20"/>
+        </w:rPr>
+        <w:t xml:space="preserve"> </w:t>
       </w:r>
     </w:p>
     <w:p>
@@ -450,7 +659,16 @@
           <w:sz w:val="20"/>
           <w:szCs w:val="20"/>
         </w:rPr>
-        <w:t>Architectural Intern</w:t>
+        <w:t>Product Designer</w:t>
+      </w:r>
+      <w:r>
+        <w:rPr>
+          <w:b/>
+          <w:bCs/>
+          <w:sz w:val="20"/>
+          <w:szCs w:val="20"/>
+        </w:rPr>
+        <w:t xml:space="preserve"> (UI/UX) </w:t>
       </w:r>
     </w:p>
     <w:p>
@@ -463,23 +681,308 @@
         <w:rPr>
           <w:sz w:val="20"/>
           <w:szCs w:val="20"/>
-        </w:rPr>
-      </w:pPr>
-      <w:r>
-        <w:rPr>
-          <w:b/>
-          <w:bCs/>
-          <w:sz w:val="20"/>
-          <w:szCs w:val="20"/>
-        </w:rPr>
-        <w:t xml:space="preserve">Produced precise AutoCAD construction documentation </w:t>
-      </w:r>
-      <w:r>
-        <w:rPr>
-          <w:sz w:val="20"/>
-          <w:szCs w:val="20"/>
-        </w:rPr>
-        <w:t>for international residential projects</w:t>
+          <w:lang w:val="en-SG"/>
+        </w:rPr>
+      </w:pPr>
+      <w:r>
+        <w:rPr>
+          <w:b/>
+          <w:bCs/>
+          <w:sz w:val="20"/>
+          <w:szCs w:val="20"/>
+          <w:lang w:val="en-SG"/>
+        </w:rPr>
+        <w:t>Conceptualised a gamified dating experience</w:t>
+      </w:r>
+      <w:r>
+        <w:rPr>
+          <w:sz w:val="20"/>
+          <w:szCs w:val="20"/>
+          <w:lang w:val="en-SG"/>
+        </w:rPr>
+        <w:t xml:space="preserve"> where users explore a virtual Singapore, meet other players, and form connections through shared interactions.</w:t>
+      </w:r>
+    </w:p>
+    <w:p>
+      <w:pPr>
+        <w:numPr>
+          <w:ilvl w:val="0"/>
+          <w:numId w:val="6"/>
+        </w:numPr>
+        <w:tabs>
+          <w:tab w:val="num" w:pos="720"/>
+        </w:tabs>
+        <w:ind w:left="435" w:hanging="445"/>
+        <w:rPr>
+          <w:sz w:val="20"/>
+          <w:szCs w:val="20"/>
+          <w:lang w:val="en-SG"/>
+        </w:rPr>
+      </w:pPr>
+      <w:r>
+        <w:rPr>
+          <w:b/>
+          <w:bCs/>
+          <w:sz w:val="20"/>
+          <w:szCs w:val="20"/>
+          <w:lang w:val="en-SG"/>
+        </w:rPr>
+        <w:t>Designed the end-to-end app flow and core interaction concepts</w:t>
+      </w:r>
+      <w:r>
+        <w:rPr>
+          <w:sz w:val="20"/>
+          <w:szCs w:val="20"/>
+          <w:lang w:val="en-SG"/>
+        </w:rPr>
+        <w:t>, integrating traditional dating features with a navigable 3D social environment.</w:t>
+      </w:r>
+    </w:p>
+    <w:p>
+      <w:pPr>
+        <w:numPr>
+          <w:ilvl w:val="0"/>
+          <w:numId w:val="6"/>
+        </w:numPr>
+        <w:tabs>
+          <w:tab w:val="num" w:pos="720"/>
+        </w:tabs>
+        <w:ind w:left="435" w:hanging="445"/>
+        <w:rPr>
+          <w:sz w:val="20"/>
+          <w:szCs w:val="20"/>
+          <w:lang w:val="en-SG"/>
+        </w:rPr>
+      </w:pPr>
+      <w:r>
+        <w:rPr>
+          <w:b/>
+          <w:bCs/>
+          <w:sz w:val="20"/>
+          <w:szCs w:val="20"/>
+          <w:lang w:val="en-SG"/>
+        </w:rPr>
+        <w:t>Designed and modelled stylised 3D environments</w:t>
+      </w:r>
+      <w:r>
+        <w:rPr>
+          <w:sz w:val="20"/>
+          <w:szCs w:val="20"/>
+          <w:lang w:val="en-SG"/>
+        </w:rPr>
+        <w:t xml:space="preserve"> inspired by Singapore, establishing the visual world and spatial experience of the platform.</w:t>
+      </w:r>
+    </w:p>
+    <w:p>
+      <w:pPr>
+        <w:numPr>
+          <w:ilvl w:val="0"/>
+          <w:numId w:val="6"/>
+        </w:numPr>
+        <w:tabs>
+          <w:tab w:val="num" w:pos="720"/>
+        </w:tabs>
+        <w:ind w:left="435" w:hanging="445"/>
+        <w:rPr>
+          <w:sz w:val="20"/>
+          <w:szCs w:val="20"/>
+          <w:lang w:val="en-SG"/>
+        </w:rPr>
+      </w:pPr>
+      <w:r>
+        <w:rPr>
+          <w:b/>
+          <w:bCs/>
+          <w:sz w:val="20"/>
+          <w:szCs w:val="20"/>
+          <w:lang w:val="en-SG"/>
+        </w:rPr>
+        <w:t>Created customisable 3D characters</w:t>
+      </w:r>
+      <w:r>
+        <w:rPr>
+          <w:sz w:val="20"/>
+          <w:szCs w:val="20"/>
+          <w:lang w:val="en-SG"/>
+        </w:rPr>
+        <w:t>, clothing, hairstyles, and accessories to support self-expression and social interaction.</w:t>
+      </w:r>
+    </w:p>
+    <w:p>
+      <w:pPr>
+        <w:ind w:left="435"/>
+        <w:rPr>
+          <w:sz w:val="20"/>
+          <w:szCs w:val="20"/>
+        </w:rPr>
+      </w:pPr>
+    </w:p>
+    <w:p>
+      <w:pPr>
+        <w:rPr>
+          <w:sz w:val="20"/>
+          <w:szCs w:val="20"/>
+        </w:rPr>
+      </w:pPr>
+      <w:proofErr w:type="spellStart"/>
+      <w:r>
+        <w:rPr>
+          <w:b/>
+          <w:bCs/>
+          <w:sz w:val="20"/>
+          <w:szCs w:val="20"/>
+        </w:rPr>
+        <w:t>Easyconvo</w:t>
+      </w:r>
+      <w:proofErr w:type="spellEnd"/>
+      <w:r>
+        <w:rPr>
+          <w:b/>
+          <w:bCs/>
+          <w:sz w:val="20"/>
+          <w:szCs w:val="20"/>
+        </w:rPr>
+        <w:t xml:space="preserve"> – Phonic Learning App for Kindergarten </w:t>
+      </w:r>
+      <w:r>
+        <w:rPr>
+          <w:b/>
+          <w:bCs/>
+          <w:sz w:val="20"/>
+          <w:szCs w:val="20"/>
+        </w:rPr>
+        <w:tab/>
+      </w:r>
+      <w:r>
+        <w:rPr>
+          <w:b/>
+          <w:bCs/>
+          <w:sz w:val="20"/>
+          <w:szCs w:val="20"/>
+        </w:rPr>
+        <w:tab/>
+      </w:r>
+      <w:r>
+        <w:rPr>
+          <w:b/>
+          <w:bCs/>
+          <w:sz w:val="20"/>
+          <w:szCs w:val="20"/>
+        </w:rPr>
+        <w:t xml:space="preserve"> </w:t>
+      </w:r>
+      <w:r>
+        <w:rPr>
+          <w:b/>
+          <w:bCs/>
+          <w:sz w:val="20"/>
+          <w:szCs w:val="20"/>
+        </w:rPr>
+        <w:tab/>
+      </w:r>
+      <w:r>
+        <w:rPr>
+          <w:b/>
+          <w:bCs/>
+          <w:sz w:val="20"/>
+          <w:szCs w:val="20"/>
+        </w:rPr>
+        <w:tab/>
+      </w:r>
+      <w:r>
+        <w:rPr>
+          <w:b/>
+          <w:bCs/>
+          <w:sz w:val="20"/>
+          <w:szCs w:val="20"/>
+        </w:rPr>
+        <w:tab/>
+        <w:t xml:space="preserve">                    </w:t>
+      </w:r>
+      <w:r>
+        <w:rPr>
+          <w:b/>
+          <w:bCs/>
+          <w:sz w:val="20"/>
+          <w:szCs w:val="20"/>
+        </w:rPr>
+        <w:t xml:space="preserve"> </w:t>
+      </w:r>
+      <w:r>
+        <w:rPr>
+          <w:b/>
+          <w:bCs/>
+          <w:sz w:val="20"/>
+          <w:szCs w:val="20"/>
+        </w:rPr>
+        <w:t xml:space="preserve"> </w:t>
+      </w:r>
+      <w:r>
+        <w:rPr>
+          <w:b/>
+          <w:bCs/>
+          <w:sz w:val="20"/>
+          <w:szCs w:val="20"/>
+        </w:rPr>
+        <w:t xml:space="preserve">Sept </w:t>
+      </w:r>
+      <w:r>
+        <w:rPr>
+          <w:b/>
+          <w:bCs/>
+          <w:sz w:val="20"/>
+          <w:szCs w:val="20"/>
+        </w:rPr>
+        <w:t>20</w:t>
+      </w:r>
+      <w:r>
+        <w:rPr>
+          <w:b/>
+          <w:bCs/>
+          <w:sz w:val="20"/>
+          <w:szCs w:val="20"/>
+        </w:rPr>
+        <w:t>26 to Present</w:t>
+      </w:r>
+      <w:r>
+        <w:rPr>
+          <w:b/>
+          <w:bCs/>
+          <w:sz w:val="20"/>
+          <w:szCs w:val="20"/>
+        </w:rPr>
+        <w:t xml:space="preserve"> </w:t>
+      </w:r>
+    </w:p>
+    <w:p>
+      <w:pPr>
+        <w:tabs>
+          <w:tab w:val="right" w:pos="10800"/>
+        </w:tabs>
+        <w:rPr>
+          <w:b/>
+          <w:bCs/>
+          <w:sz w:val="20"/>
+          <w:szCs w:val="20"/>
+        </w:rPr>
+      </w:pPr>
+      <w:r>
+        <w:rPr>
+          <w:b/>
+          <w:bCs/>
+          <w:sz w:val="20"/>
+          <w:szCs w:val="20"/>
+        </w:rPr>
+        <w:t>Product Designer</w:t>
+      </w:r>
+      <w:r>
+        <w:rPr>
+          <w:b/>
+          <w:bCs/>
+          <w:sz w:val="20"/>
+          <w:szCs w:val="20"/>
+        </w:rPr>
+        <w:t xml:space="preserve"> (UI/UX)</w:t>
       </w:r>
     </w:p>
     <w:p>
@@ -501,150 +1004,30 @@
           <w:sz w:val="20"/>
           <w:szCs w:val="20"/>
         </w:rPr>
-        <w:t xml:space="preserve">Produced high-fidelity physical scaled models </w:t>
-      </w:r>
-      <w:r>
-        <w:rPr>
-          <w:sz w:val="20"/>
-          <w:szCs w:val="20"/>
-        </w:rPr>
-        <w:t>for international residential projects</w:t>
-      </w:r>
-    </w:p>
-    <w:p>
-      <w:pPr>
-        <w:tabs>
-          <w:tab w:val="right" w:pos="10800"/>
-        </w:tabs>
-        <w:rPr>
-          <w:b/>
-          <w:bCs/>
-          <w:sz w:val="20"/>
-          <w:szCs w:val="20"/>
-        </w:rPr>
-      </w:pPr>
-    </w:p>
-    <w:p>
-      <w:pPr>
-        <w:tabs>
-          <w:tab w:val="right" w:pos="10800"/>
-        </w:tabs>
-        <w:rPr>
-          <w:b/>
-          <w:bCs/>
-          <w:sz w:val="20"/>
-          <w:szCs w:val="20"/>
-        </w:rPr>
-      </w:pPr>
-      <w:proofErr w:type="spellStart"/>
-      <w:r>
-        <w:rPr>
-          <w:b/>
-          <w:bCs/>
-          <w:sz w:val="20"/>
-          <w:szCs w:val="20"/>
-        </w:rPr>
-        <w:t>a+pgrp</w:t>
-      </w:r>
-      <w:proofErr w:type="spellEnd"/>
-    </w:p>
-    <w:p>
-      <w:pPr>
-        <w:rPr>
-          <w:sz w:val="20"/>
-          <w:szCs w:val="20"/>
-        </w:rPr>
-      </w:pPr>
-      <w:r>
-        <w:rPr>
-          <w:b/>
-          <w:bCs/>
-          <w:sz w:val="20"/>
-          <w:szCs w:val="20"/>
-        </w:rPr>
-        <w:t xml:space="preserve">Architectural Intern                       </w:t>
-      </w:r>
-      <w:r>
-        <w:rPr>
-          <w:b/>
-          <w:bCs/>
-          <w:sz w:val="20"/>
-          <w:szCs w:val="20"/>
-        </w:rPr>
-        <w:tab/>
-      </w:r>
-      <w:r>
-        <w:rPr>
-          <w:b/>
-          <w:bCs/>
-          <w:sz w:val="20"/>
-          <w:szCs w:val="20"/>
-        </w:rPr>
-        <w:tab/>
-      </w:r>
-      <w:r>
-        <w:rPr>
-          <w:b/>
-          <w:bCs/>
-          <w:sz w:val="20"/>
-          <w:szCs w:val="20"/>
-        </w:rPr>
-        <w:tab/>
-      </w:r>
-      <w:r>
-        <w:rPr>
-          <w:b/>
-          <w:bCs/>
-          <w:sz w:val="20"/>
-          <w:szCs w:val="20"/>
-        </w:rPr>
-        <w:tab/>
-      </w:r>
-      <w:r>
-        <w:rPr>
-          <w:b/>
-          <w:bCs/>
-          <w:sz w:val="20"/>
-          <w:szCs w:val="20"/>
-        </w:rPr>
-        <w:tab/>
-      </w:r>
-      <w:r>
-        <w:rPr>
-          <w:b/>
-          <w:bCs/>
-          <w:sz w:val="20"/>
-          <w:szCs w:val="20"/>
-        </w:rPr>
-        <w:tab/>
-      </w:r>
-      <w:r>
-        <w:rPr>
-          <w:b/>
-          <w:bCs/>
-          <w:sz w:val="20"/>
-          <w:szCs w:val="20"/>
-        </w:rPr>
-        <w:tab/>
-      </w:r>
-      <w:r>
-        <w:rPr>
-          <w:b/>
-          <w:bCs/>
-          <w:sz w:val="20"/>
-          <w:szCs w:val="20"/>
-        </w:rPr>
-        <w:tab/>
-      </w:r>
-      <w:r>
-        <w:rPr>
-          <w:b/>
-          <w:bCs/>
-          <w:sz w:val="20"/>
-          <w:szCs w:val="20"/>
-        </w:rPr>
-        <w:tab/>
-        <w:t>Sep 25 to Dec 25</w:t>
+        <w:t>Designed student and teacher experiences</w:t>
+      </w:r>
+      <w:r>
+        <w:rPr>
+          <w:sz w:val="20"/>
+          <w:szCs w:val="20"/>
+        </w:rPr>
+        <w:t xml:space="preserve"> for </w:t>
+      </w:r>
+      <w:r>
+        <w:rPr>
+          <w:b/>
+          <w:bCs/>
+          <w:sz w:val="20"/>
+          <w:szCs w:val="20"/>
+        </w:rPr>
+        <w:t>a phonics learning platform</w:t>
+      </w:r>
+      <w:r>
+        <w:rPr>
+          <w:sz w:val="20"/>
+          <w:szCs w:val="20"/>
+        </w:rPr>
+        <w:t xml:space="preserve"> supporting early literacy development.</w:t>
       </w:r>
     </w:p>
     <w:p>
@@ -661,42 +1044,10 @@
       </w:pPr>
       <w:r>
         <w:rPr>
-          <w:b/>
-          <w:bCs/>
-          <w:sz w:val="20"/>
-          <w:szCs w:val="20"/>
-        </w:rPr>
-        <w:t xml:space="preserve">Produced precise AutoCAD construction documentation </w:t>
-      </w:r>
-      <w:r>
-        <w:rPr>
-          <w:sz w:val="20"/>
-          <w:szCs w:val="20"/>
-        </w:rPr>
-        <w:t>and</w:t>
-      </w:r>
-      <w:r>
-        <w:rPr>
-          <w:b/>
-          <w:bCs/>
-          <w:sz w:val="20"/>
-          <w:szCs w:val="20"/>
-        </w:rPr>
-        <w:t xml:space="preserve"> SketchUp 3D models </w:t>
-      </w:r>
-      <w:r>
-        <w:rPr>
-          <w:sz w:val="20"/>
-          <w:szCs w:val="20"/>
-        </w:rPr>
-        <w:t>for international hotel and local projects</w:t>
-      </w:r>
-      <w:r>
-        <w:rPr>
-          <w:sz w:val="20"/>
-          <w:szCs w:val="20"/>
-        </w:rPr>
-        <w:t xml:space="preserve"> </w:t>
+          <w:sz w:val="20"/>
+          <w:szCs w:val="20"/>
+        </w:rPr>
+        <w:t>Conducted usability testing and translated user feedback into improvements across learning activities, feedback flows, and teacher dashboards</w:t>
       </w:r>
     </w:p>
     <w:p>
@@ -718,14 +1069,222 @@
           <w:sz w:val="20"/>
           <w:szCs w:val="20"/>
         </w:rPr>
-        <w:t>Produced high-fidelity SketchUp models and renders</w:t>
-      </w:r>
-      <w:r>
-        <w:rPr>
-          <w:sz w:val="20"/>
-          <w:szCs w:val="20"/>
-        </w:rPr>
-        <w:t xml:space="preserve"> for an A&amp;A hotel pool project</w:t>
+        <w:t>Developed user flows, storyboards, and prototypes</w:t>
+      </w:r>
+      <w:r>
+        <w:rPr>
+          <w:sz w:val="20"/>
+          <w:szCs w:val="20"/>
+        </w:rPr>
+        <w:t xml:space="preserve"> to make phonics practice engaging and age-appropriate for young learners.</w:t>
+      </w:r>
+    </w:p>
+    <w:p>
+      <w:pPr>
+        <w:ind w:left="435"/>
+        <w:rPr>
+          <w:sz w:val="20"/>
+          <w:szCs w:val="20"/>
+        </w:rPr>
+      </w:pPr>
+    </w:p>
+    <w:p>
+      <w:pPr>
+        <w:pBdr>
+          <w:bottom w:val="single" w:sz="12" w:space="0" w:color="000000"/>
+        </w:pBdr>
+        <w:rPr>
+          <w:b/>
+          <w:bCs/>
+          <w:smallCaps/>
+          <w:sz w:val="20"/>
+          <w:szCs w:val="20"/>
+        </w:rPr>
+      </w:pPr>
+      <w:r>
+        <w:rPr>
+          <w:b/>
+          <w:bCs/>
+          <w:smallCaps/>
+          <w:sz w:val="20"/>
+          <w:szCs w:val="20"/>
+        </w:rPr>
+        <w:t>WORK EXPERIENCE</w:t>
+      </w:r>
+    </w:p>
+    <w:p>
+      <w:pPr>
+        <w:rPr>
+          <w:sz w:val="20"/>
+          <w:szCs w:val="20"/>
+        </w:rPr>
+      </w:pPr>
+      <w:r>
+        <w:rPr>
+          <w:b/>
+          <w:bCs/>
+          <w:sz w:val="20"/>
+          <w:szCs w:val="20"/>
+        </w:rPr>
+        <w:t>WAVE Design Consultants</w:t>
+      </w:r>
+      <w:r>
+        <w:rPr>
+          <w:b/>
+          <w:bCs/>
+          <w:sz w:val="20"/>
+          <w:szCs w:val="20"/>
+        </w:rPr>
+        <w:t xml:space="preserve"> </w:t>
+      </w:r>
+      <w:r>
+        <w:rPr>
+          <w:b/>
+          <w:bCs/>
+          <w:sz w:val="20"/>
+          <w:szCs w:val="20"/>
+        </w:rPr>
+        <w:tab/>
+      </w:r>
+      <w:r>
+        <w:rPr>
+          <w:b/>
+          <w:bCs/>
+          <w:sz w:val="20"/>
+          <w:szCs w:val="20"/>
+        </w:rPr>
+        <w:tab/>
+      </w:r>
+      <w:r>
+        <w:rPr>
+          <w:b/>
+          <w:bCs/>
+          <w:sz w:val="20"/>
+          <w:szCs w:val="20"/>
+        </w:rPr>
+        <w:tab/>
+      </w:r>
+      <w:r>
+        <w:rPr>
+          <w:b/>
+          <w:bCs/>
+          <w:sz w:val="20"/>
+          <w:szCs w:val="20"/>
+        </w:rPr>
+        <w:tab/>
+      </w:r>
+      <w:r>
+        <w:rPr>
+          <w:b/>
+          <w:bCs/>
+          <w:sz w:val="20"/>
+          <w:szCs w:val="20"/>
+        </w:rPr>
+        <w:tab/>
+      </w:r>
+      <w:r>
+        <w:rPr>
+          <w:b/>
+          <w:bCs/>
+          <w:sz w:val="20"/>
+          <w:szCs w:val="20"/>
+        </w:rPr>
+        <w:tab/>
+      </w:r>
+      <w:r>
+        <w:rPr>
+          <w:b/>
+          <w:bCs/>
+          <w:sz w:val="20"/>
+          <w:szCs w:val="20"/>
+        </w:rPr>
+        <w:tab/>
+      </w:r>
+      <w:r>
+        <w:rPr>
+          <w:b/>
+          <w:bCs/>
+          <w:sz w:val="20"/>
+          <w:szCs w:val="20"/>
+        </w:rPr>
+        <w:tab/>
+        <w:t xml:space="preserve">               </w:t>
+      </w:r>
+      <w:r>
+        <w:rPr>
+          <w:b/>
+          <w:bCs/>
+          <w:sz w:val="20"/>
+          <w:szCs w:val="20"/>
+        </w:rPr>
+        <w:t xml:space="preserve"> </w:t>
+      </w:r>
+      <w:r>
+        <w:rPr>
+          <w:b/>
+          <w:bCs/>
+          <w:sz w:val="20"/>
+          <w:szCs w:val="20"/>
+        </w:rPr>
+        <w:t xml:space="preserve">    May </w:t>
+      </w:r>
+      <w:r>
+        <w:rPr>
+          <w:b/>
+          <w:bCs/>
+          <w:sz w:val="20"/>
+          <w:szCs w:val="20"/>
+        </w:rPr>
+        <w:t>20</w:t>
+      </w:r>
+      <w:r>
+        <w:rPr>
+          <w:b/>
+          <w:bCs/>
+          <w:sz w:val="20"/>
+          <w:szCs w:val="20"/>
+        </w:rPr>
+        <w:t xml:space="preserve">26 to Sep </w:t>
+      </w:r>
+      <w:r>
+        <w:rPr>
+          <w:b/>
+          <w:bCs/>
+          <w:sz w:val="20"/>
+          <w:szCs w:val="20"/>
+        </w:rPr>
+        <w:t>20</w:t>
+      </w:r>
+      <w:r>
+        <w:rPr>
+          <w:b/>
+          <w:bCs/>
+          <w:sz w:val="20"/>
+          <w:szCs w:val="20"/>
+        </w:rPr>
+        <w:t xml:space="preserve">26 </w:t>
+      </w:r>
+    </w:p>
+    <w:p>
+      <w:pPr>
+        <w:tabs>
+          <w:tab w:val="right" w:pos="10800"/>
+        </w:tabs>
+        <w:rPr>
+          <w:b/>
+          <w:bCs/>
+          <w:sz w:val="20"/>
+          <w:szCs w:val="20"/>
+        </w:rPr>
+      </w:pPr>
+      <w:r>
+        <w:rPr>
+          <w:b/>
+          <w:bCs/>
+          <w:sz w:val="20"/>
+          <w:szCs w:val="20"/>
+        </w:rPr>
+        <w:t>Architectural Intern</w:t>
       </w:r>
     </w:p>
     <w:p>
@@ -747,90 +1306,14 @@
           <w:sz w:val="20"/>
           <w:szCs w:val="20"/>
         </w:rPr>
-        <w:t>Digitized manual legacy drawings into editable CAD formats</w:t>
-      </w:r>
-      <w:r>
-        <w:rPr>
-          <w:sz w:val="20"/>
-          <w:szCs w:val="20"/>
-        </w:rPr>
-        <w:t xml:space="preserve"> while maintaining original drafting conventions</w:t>
-      </w:r>
-    </w:p>
-    <w:p>
-      <w:pPr>
-        <w:tabs>
-          <w:tab w:val="right" w:pos="10800"/>
-        </w:tabs>
-        <w:rPr>
-          <w:b/>
-          <w:bCs/>
-          <w:sz w:val="20"/>
-          <w:szCs w:val="20"/>
-        </w:rPr>
-      </w:pPr>
-    </w:p>
-    <w:p>
-      <w:pPr>
-        <w:tabs>
-          <w:tab w:val="right" w:pos="10800"/>
-        </w:tabs>
-        <w:rPr>
-          <w:b/>
-          <w:bCs/>
-          <w:sz w:val="20"/>
-          <w:szCs w:val="20"/>
-        </w:rPr>
-      </w:pPr>
-      <w:r>
-        <w:rPr>
-          <w:b/>
-          <w:bCs/>
-          <w:sz w:val="20"/>
-          <w:szCs w:val="20"/>
-        </w:rPr>
-        <w:t>Singapore University of Technology and Design</w:t>
-      </w:r>
-      <w:r>
-        <w:rPr>
-          <w:b/>
-          <w:bCs/>
-          <w:sz w:val="20"/>
-          <w:szCs w:val="20"/>
-        </w:rPr>
-        <w:tab/>
-      </w:r>
-    </w:p>
-    <w:p>
-      <w:pPr>
-        <w:tabs>
-          <w:tab w:val="right" w:pos="10800"/>
-        </w:tabs>
-        <w:rPr>
-          <w:b/>
-          <w:bCs/>
-          <w:sz w:val="20"/>
-          <w:szCs w:val="20"/>
-        </w:rPr>
-      </w:pPr>
-      <w:r>
-        <w:rPr>
-          <w:b/>
-          <w:bCs/>
-          <w:sz w:val="20"/>
-          <w:szCs w:val="20"/>
-        </w:rPr>
-        <w:t>Urban Sketching Workshop, Teaching Assistant</w:t>
-      </w:r>
-      <w:r>
-        <w:rPr>
-          <w:b/>
-          <w:bCs/>
-          <w:sz w:val="20"/>
-          <w:szCs w:val="20"/>
-        </w:rPr>
-        <w:tab/>
-        <w:t>Jan 25 to May 25</w:t>
+        <w:t xml:space="preserve">Produced precise AutoCAD construction documentation </w:t>
+      </w:r>
+      <w:r>
+        <w:rPr>
+          <w:sz w:val="20"/>
+          <w:szCs w:val="20"/>
+        </w:rPr>
+        <w:t>for international residential projects</w:t>
       </w:r>
     </w:p>
     <w:p>
@@ -852,6 +1335,424 @@
           <w:sz w:val="20"/>
           <w:szCs w:val="20"/>
         </w:rPr>
+        <w:t xml:space="preserve">Produced high-fidelity physical scaled models </w:t>
+      </w:r>
+      <w:r>
+        <w:rPr>
+          <w:sz w:val="20"/>
+          <w:szCs w:val="20"/>
+        </w:rPr>
+        <w:t>for international residential projects</w:t>
+      </w:r>
+    </w:p>
+    <w:p>
+      <w:pPr>
+        <w:ind w:left="435"/>
+        <w:rPr>
+          <w:sz w:val="20"/>
+          <w:szCs w:val="20"/>
+        </w:rPr>
+      </w:pPr>
+    </w:p>
+    <w:p>
+      <w:pPr>
+        <w:tabs>
+          <w:tab w:val="right" w:pos="10800"/>
+        </w:tabs>
+        <w:rPr>
+          <w:b/>
+          <w:bCs/>
+          <w:sz w:val="20"/>
+          <w:szCs w:val="20"/>
+        </w:rPr>
+      </w:pPr>
+      <w:proofErr w:type="spellStart"/>
+      <w:r>
+        <w:rPr>
+          <w:b/>
+          <w:bCs/>
+          <w:sz w:val="20"/>
+          <w:szCs w:val="20"/>
+        </w:rPr>
+        <w:t>a+pgrp</w:t>
+      </w:r>
+      <w:proofErr w:type="spellEnd"/>
+    </w:p>
+    <w:p>
+      <w:pPr>
+        <w:rPr>
+          <w:sz w:val="20"/>
+          <w:szCs w:val="20"/>
+        </w:rPr>
+      </w:pPr>
+      <w:r>
+        <w:rPr>
+          <w:b/>
+          <w:bCs/>
+          <w:sz w:val="20"/>
+          <w:szCs w:val="20"/>
+        </w:rPr>
+        <w:t xml:space="preserve">Architectural Intern                       </w:t>
+      </w:r>
+      <w:r>
+        <w:rPr>
+          <w:b/>
+          <w:bCs/>
+          <w:sz w:val="20"/>
+          <w:szCs w:val="20"/>
+        </w:rPr>
+        <w:tab/>
+      </w:r>
+      <w:r>
+        <w:rPr>
+          <w:b/>
+          <w:bCs/>
+          <w:sz w:val="20"/>
+          <w:szCs w:val="20"/>
+        </w:rPr>
+        <w:tab/>
+      </w:r>
+      <w:r>
+        <w:rPr>
+          <w:b/>
+          <w:bCs/>
+          <w:sz w:val="20"/>
+          <w:szCs w:val="20"/>
+        </w:rPr>
+        <w:tab/>
+      </w:r>
+      <w:r>
+        <w:rPr>
+          <w:b/>
+          <w:bCs/>
+          <w:sz w:val="20"/>
+          <w:szCs w:val="20"/>
+        </w:rPr>
+        <w:tab/>
+      </w:r>
+      <w:r>
+        <w:rPr>
+          <w:b/>
+          <w:bCs/>
+          <w:sz w:val="20"/>
+          <w:szCs w:val="20"/>
+        </w:rPr>
+        <w:tab/>
+      </w:r>
+      <w:r>
+        <w:rPr>
+          <w:b/>
+          <w:bCs/>
+          <w:sz w:val="20"/>
+          <w:szCs w:val="20"/>
+        </w:rPr>
+        <w:tab/>
+      </w:r>
+      <w:r>
+        <w:rPr>
+          <w:b/>
+          <w:bCs/>
+          <w:sz w:val="20"/>
+          <w:szCs w:val="20"/>
+        </w:rPr>
+        <w:tab/>
+      </w:r>
+      <w:r>
+        <w:rPr>
+          <w:b/>
+          <w:bCs/>
+          <w:sz w:val="20"/>
+          <w:szCs w:val="20"/>
+        </w:rPr>
+        <w:t xml:space="preserve">                     </w:t>
+      </w:r>
+      <w:r>
+        <w:rPr>
+          <w:b/>
+          <w:bCs/>
+          <w:sz w:val="20"/>
+          <w:szCs w:val="20"/>
+        </w:rPr>
+        <w:t xml:space="preserve">Sep </w:t>
+      </w:r>
+      <w:r>
+        <w:rPr>
+          <w:b/>
+          <w:bCs/>
+          <w:sz w:val="20"/>
+          <w:szCs w:val="20"/>
+        </w:rPr>
+        <w:t>20</w:t>
+      </w:r>
+      <w:r>
+        <w:rPr>
+          <w:b/>
+          <w:bCs/>
+          <w:sz w:val="20"/>
+          <w:szCs w:val="20"/>
+        </w:rPr>
+        <w:t xml:space="preserve">25 to Dec </w:t>
+      </w:r>
+      <w:r>
+        <w:rPr>
+          <w:b/>
+          <w:bCs/>
+          <w:sz w:val="20"/>
+          <w:szCs w:val="20"/>
+        </w:rPr>
+        <w:t>20</w:t>
+      </w:r>
+      <w:r>
+        <w:rPr>
+          <w:b/>
+          <w:bCs/>
+          <w:sz w:val="20"/>
+          <w:szCs w:val="20"/>
+        </w:rPr>
+        <w:t>25</w:t>
+      </w:r>
+    </w:p>
+    <w:p>
+      <w:pPr>
+        <w:numPr>
+          <w:ilvl w:val="0"/>
+          <w:numId w:val="6"/>
+        </w:numPr>
+        <w:ind w:left="435" w:hanging="445"/>
+        <w:rPr>
+          <w:sz w:val="20"/>
+          <w:szCs w:val="20"/>
+        </w:rPr>
+      </w:pPr>
+      <w:r>
+        <w:rPr>
+          <w:b/>
+          <w:bCs/>
+          <w:sz w:val="20"/>
+          <w:szCs w:val="20"/>
+        </w:rPr>
+        <w:t xml:space="preserve">Produced precise AutoCAD construction documentation </w:t>
+      </w:r>
+      <w:r>
+        <w:rPr>
+          <w:sz w:val="20"/>
+          <w:szCs w:val="20"/>
+        </w:rPr>
+        <w:t>and</w:t>
+      </w:r>
+      <w:r>
+        <w:rPr>
+          <w:b/>
+          <w:bCs/>
+          <w:sz w:val="20"/>
+          <w:szCs w:val="20"/>
+        </w:rPr>
+        <w:t xml:space="preserve"> SketchUp 3D models </w:t>
+      </w:r>
+      <w:r>
+        <w:rPr>
+          <w:sz w:val="20"/>
+          <w:szCs w:val="20"/>
+        </w:rPr>
+        <w:t>for international hotel and local projects</w:t>
+      </w:r>
+      <w:r>
+        <w:rPr>
+          <w:sz w:val="20"/>
+          <w:szCs w:val="20"/>
+        </w:rPr>
+        <w:t xml:space="preserve"> </w:t>
+      </w:r>
+    </w:p>
+    <w:p>
+      <w:pPr>
+        <w:numPr>
+          <w:ilvl w:val="0"/>
+          <w:numId w:val="6"/>
+        </w:numPr>
+        <w:ind w:left="435" w:hanging="445"/>
+        <w:rPr>
+          <w:sz w:val="20"/>
+          <w:szCs w:val="20"/>
+        </w:rPr>
+      </w:pPr>
+      <w:r>
+        <w:rPr>
+          <w:b/>
+          <w:bCs/>
+          <w:sz w:val="20"/>
+          <w:szCs w:val="20"/>
+        </w:rPr>
+        <w:t>Produced high-fidelity SketchUp models and renders</w:t>
+      </w:r>
+      <w:r>
+        <w:rPr>
+          <w:sz w:val="20"/>
+          <w:szCs w:val="20"/>
+        </w:rPr>
+        <w:t xml:space="preserve"> for an A&amp;A hotel pool project</w:t>
+      </w:r>
+    </w:p>
+    <w:p>
+      <w:pPr>
+        <w:numPr>
+          <w:ilvl w:val="0"/>
+          <w:numId w:val="6"/>
+        </w:numPr>
+        <w:ind w:left="435" w:hanging="445"/>
+        <w:rPr>
+          <w:sz w:val="20"/>
+          <w:szCs w:val="20"/>
+        </w:rPr>
+      </w:pPr>
+      <w:r>
+        <w:rPr>
+          <w:b/>
+          <w:bCs/>
+          <w:sz w:val="20"/>
+          <w:szCs w:val="20"/>
+        </w:rPr>
+        <w:t>Digitized manual legacy drawings into editable CAD formats</w:t>
+      </w:r>
+      <w:r>
+        <w:rPr>
+          <w:sz w:val="20"/>
+          <w:szCs w:val="20"/>
+        </w:rPr>
+        <w:t xml:space="preserve"> while maintaining original drafting conventions</w:t>
+      </w:r>
+    </w:p>
+    <w:p>
+      <w:pPr>
+        <w:tabs>
+          <w:tab w:val="right" w:pos="10800"/>
+        </w:tabs>
+        <w:rPr>
+          <w:b/>
+          <w:bCs/>
+          <w:sz w:val="20"/>
+          <w:szCs w:val="20"/>
+        </w:rPr>
+      </w:pPr>
+    </w:p>
+    <w:p>
+      <w:pPr>
+        <w:tabs>
+          <w:tab w:val="right" w:pos="10800"/>
+        </w:tabs>
+        <w:rPr>
+          <w:b/>
+          <w:bCs/>
+          <w:sz w:val="20"/>
+          <w:szCs w:val="20"/>
+        </w:rPr>
+      </w:pPr>
+      <w:r>
+        <w:rPr>
+          <w:b/>
+          <w:bCs/>
+          <w:sz w:val="20"/>
+          <w:szCs w:val="20"/>
+        </w:rPr>
+        <w:t>Singapore University of Technology and Design</w:t>
+      </w:r>
+      <w:r>
+        <w:rPr>
+          <w:b/>
+          <w:bCs/>
+          <w:sz w:val="20"/>
+          <w:szCs w:val="20"/>
+        </w:rPr>
+        <w:tab/>
+      </w:r>
+    </w:p>
+    <w:p>
+      <w:pPr>
+        <w:tabs>
+          <w:tab w:val="right" w:pos="10800"/>
+        </w:tabs>
+        <w:rPr>
+          <w:b/>
+          <w:bCs/>
+          <w:sz w:val="20"/>
+          <w:szCs w:val="20"/>
+        </w:rPr>
+      </w:pPr>
+      <w:r>
+        <w:rPr>
+          <w:b/>
+          <w:bCs/>
+          <w:sz w:val="20"/>
+          <w:szCs w:val="20"/>
+        </w:rPr>
+        <w:t>Urban Sketching Workshop, Teaching Assistant</w:t>
+      </w:r>
+      <w:r>
+        <w:rPr>
+          <w:b/>
+          <w:bCs/>
+          <w:sz w:val="20"/>
+          <w:szCs w:val="20"/>
+        </w:rPr>
+        <w:tab/>
+        <w:t xml:space="preserve">Jan </w:t>
+      </w:r>
+      <w:r>
+        <w:rPr>
+          <w:b/>
+          <w:bCs/>
+          <w:sz w:val="20"/>
+          <w:szCs w:val="20"/>
+        </w:rPr>
+        <w:t>20</w:t>
+      </w:r>
+      <w:r>
+        <w:rPr>
+          <w:b/>
+          <w:bCs/>
+          <w:sz w:val="20"/>
+          <w:szCs w:val="20"/>
+        </w:rPr>
+        <w:t xml:space="preserve">25 to May </w:t>
+      </w:r>
+      <w:r>
+        <w:rPr>
+          <w:b/>
+          <w:bCs/>
+          <w:sz w:val="20"/>
+          <w:szCs w:val="20"/>
+        </w:rPr>
+        <w:t>20</w:t>
+      </w:r>
+      <w:r>
+        <w:rPr>
+          <w:b/>
+          <w:bCs/>
+          <w:sz w:val="20"/>
+          <w:szCs w:val="20"/>
+        </w:rPr>
+        <w:t>25</w:t>
+      </w:r>
+    </w:p>
+    <w:p>
+      <w:pPr>
+        <w:numPr>
+          <w:ilvl w:val="0"/>
+          <w:numId w:val="6"/>
+        </w:numPr>
+        <w:ind w:left="435" w:hanging="445"/>
+        <w:rPr>
+          <w:sz w:val="20"/>
+          <w:szCs w:val="20"/>
+        </w:rPr>
+      </w:pPr>
+      <w:r>
+        <w:rPr>
+          <w:b/>
+          <w:bCs/>
+          <w:sz w:val="20"/>
+          <w:szCs w:val="20"/>
+        </w:rPr>
         <w:t>Coordinated classes and streamlined</w:t>
       </w:r>
       <w:r>
@@ -922,7 +1823,43 @@
           <w:szCs w:val="20"/>
         </w:rPr>
         <w:tab/>
-        <w:t xml:space="preserve">             Sep 24 to May 25</w:t>
+        <w:t xml:space="preserve">     Sep </w:t>
+      </w:r>
+      <w:r>
+        <w:rPr>
+          <w:b/>
+          <w:bCs/>
+          <w:sz w:val="20"/>
+          <w:szCs w:val="20"/>
+        </w:rPr>
+        <w:t>20</w:t>
+      </w:r>
+      <w:r>
+        <w:rPr>
+          <w:b/>
+          <w:bCs/>
+          <w:sz w:val="20"/>
+          <w:szCs w:val="20"/>
+        </w:rPr>
+        <w:t>24 to May 2</w:t>
+      </w:r>
+      <w:r>
+        <w:rPr>
+          <w:b/>
+          <w:bCs/>
+          <w:sz w:val="20"/>
+          <w:szCs w:val="20"/>
+        </w:rPr>
+        <w:t>02</w:t>
+      </w:r>
+      <w:r>
+        <w:rPr>
+          <w:b/>
+          <w:bCs/>
+          <w:sz w:val="20"/>
+          <w:szCs w:val="20"/>
+        </w:rPr>
+        <w:t>5</w:t>
       </w:r>
     </w:p>
     <w:p>
@@ -1055,28 +1992,61 @@
           <w:sz w:val="20"/>
           <w:szCs w:val="20"/>
         </w:rPr>
-        <w:t xml:space="preserve">                                                                                                    </w:t>
-      </w:r>
-      <w:proofErr w:type="gramStart"/>
-      <w:r>
-        <w:rPr>
-          <w:b/>
-          <w:bCs/>
-          <w:sz w:val="20"/>
-          <w:szCs w:val="20"/>
-        </w:rPr>
-        <w:tab/>
-        <w:t xml:space="preserve">  Jan</w:t>
-      </w:r>
-      <w:proofErr w:type="gramEnd"/>
-      <w:r>
-        <w:rPr>
-          <w:b/>
-          <w:bCs/>
-          <w:sz w:val="20"/>
-          <w:szCs w:val="20"/>
-        </w:rPr>
-        <w:t xml:space="preserve"> 26 to May 26</w:t>
+        <w:t xml:space="preserve">                                                                                           </w:t>
+      </w:r>
+      <w:r>
+        <w:rPr>
+          <w:b/>
+          <w:bCs/>
+          <w:sz w:val="20"/>
+          <w:szCs w:val="20"/>
+        </w:rPr>
+        <w:t xml:space="preserve">   </w:t>
+      </w:r>
+      <w:r>
+        <w:rPr>
+          <w:b/>
+          <w:bCs/>
+          <w:sz w:val="20"/>
+          <w:szCs w:val="20"/>
+        </w:rPr>
+        <w:t xml:space="preserve">          Jan </w:t>
+      </w:r>
+      <w:r>
+        <w:rPr>
+          <w:b/>
+          <w:bCs/>
+          <w:sz w:val="20"/>
+          <w:szCs w:val="20"/>
+        </w:rPr>
+        <w:t>20</w:t>
+      </w:r>
+      <w:r>
+        <w:rPr>
+          <w:b/>
+          <w:bCs/>
+          <w:sz w:val="20"/>
+          <w:szCs w:val="20"/>
+        </w:rPr>
+        <w:t xml:space="preserve">26 to May </w:t>
+      </w:r>
+      <w:r>
+        <w:rPr>
+          <w:b/>
+          <w:bCs/>
+          <w:sz w:val="20"/>
+          <w:szCs w:val="20"/>
+        </w:rPr>
+        <w:t>20</w:t>
+      </w:r>
+      <w:r>
+        <w:rPr>
+          <w:b/>
+          <w:bCs/>
+          <w:sz w:val="20"/>
+          <w:szCs w:val="20"/>
+        </w:rPr>
+        <w:t>26</w:t>
       </w:r>
     </w:p>
     <w:p>
@@ -1296,7 +2266,43 @@
           <w:szCs w:val="20"/>
         </w:rPr>
         <w:tab/>
-        <w:t>Jun 25 to Aug 25</w:t>
+        <w:t xml:space="preserve">Jun </w:t>
+      </w:r>
+      <w:r>
+        <w:rPr>
+          <w:b/>
+          <w:bCs/>
+          <w:sz w:val="20"/>
+          <w:szCs w:val="20"/>
+        </w:rPr>
+        <w:t>20</w:t>
+      </w:r>
+      <w:r>
+        <w:rPr>
+          <w:b/>
+          <w:bCs/>
+          <w:sz w:val="20"/>
+          <w:szCs w:val="20"/>
+        </w:rPr>
+        <w:t xml:space="preserve">25 to Aug </w:t>
+      </w:r>
+      <w:r>
+        <w:rPr>
+          <w:b/>
+          <w:bCs/>
+          <w:sz w:val="20"/>
+          <w:szCs w:val="20"/>
+        </w:rPr>
+        <w:t>20</w:t>
+      </w:r>
+      <w:r>
+        <w:rPr>
+          <w:b/>
+          <w:bCs/>
+          <w:sz w:val="20"/>
+          <w:szCs w:val="20"/>
+        </w:rPr>
+        <w:t>25</w:t>
       </w:r>
     </w:p>
     <w:p>
@@ -1358,15 +2364,13 @@
         </w:rPr>
         <w:t xml:space="preserve">to develop </w:t>
       </w:r>
-      <w:proofErr w:type="gramStart"/>
-      <w:r>
-        <w:rPr>
-          <w:sz w:val="20"/>
-          <w:szCs w:val="20"/>
-        </w:rPr>
-        <w:t>a comprehensive</w:t>
-      </w:r>
-      <w:proofErr w:type="gramEnd"/>
+      <w:r>
+        <w:rPr>
+          <w:sz w:val="20"/>
+          <w:szCs w:val="20"/>
+        </w:rPr>
+        <w:t>comprehensive</w:t>
+      </w:r>
       <w:r>
         <w:rPr>
           <w:sz w:val="20"/>
@@ -1444,7 +2448,6 @@
         </w:rPr>
         <w:t xml:space="preserve">Unreal Engine </w:t>
       </w:r>
-      <w:proofErr w:type="gramStart"/>
       <w:r>
         <w:rPr>
           <w:b/>
@@ -1468,9 +2471,8 @@
           <w:sz w:val="20"/>
           <w:szCs w:val="20"/>
         </w:rPr>
-        <w:t>Blender</w:t>
-      </w:r>
-      <w:proofErr w:type="gramEnd"/>
+        <w:t xml:space="preserve"> Blender</w:t>
+      </w:r>
       <w:r>
         <w:rPr>
           <w:b/>
@@ -1523,424 +2525,11 @@
     </w:p>
     <w:p>
       <w:pPr>
-        <w:tabs>
-          <w:tab w:val="right" w:pos="10800"/>
-        </w:tabs>
-        <w:rPr>
-          <w:b/>
-          <w:bCs/>
-          <w:sz w:val="20"/>
-          <w:szCs w:val="20"/>
-        </w:rPr>
-      </w:pPr>
-    </w:p>
-    <w:p>
-      <w:pPr>
-        <w:tabs>
-          <w:tab w:val="right" w:pos="10800"/>
-        </w:tabs>
-        <w:rPr>
-          <w:b/>
-          <w:bCs/>
-          <w:sz w:val="20"/>
-          <w:szCs w:val="20"/>
-        </w:rPr>
-      </w:pPr>
-      <w:r>
-        <w:rPr>
-          <w:b/>
-          <w:bCs/>
-          <w:sz w:val="20"/>
-          <w:szCs w:val="20"/>
-        </w:rPr>
-        <w:t>MOMA Satellite</w:t>
-      </w:r>
-      <w:r>
-        <w:rPr>
-          <w:b/>
-          <w:bCs/>
-          <w:sz w:val="20"/>
-          <w:szCs w:val="20"/>
-        </w:rPr>
-        <w:tab/>
-        <w:t>Mar 25 to May 25</w:t>
-      </w:r>
-    </w:p>
-    <w:p>
-      <w:pPr>
-        <w:tabs>
-          <w:tab w:val="right" w:pos="10800"/>
-        </w:tabs>
-        <w:rPr>
-          <w:b/>
-          <w:bCs/>
-          <w:sz w:val="20"/>
-          <w:szCs w:val="20"/>
-        </w:rPr>
-      </w:pPr>
-      <w:r>
-        <w:rPr>
-          <w:b/>
-          <w:bCs/>
-          <w:sz w:val="20"/>
-          <w:szCs w:val="20"/>
-        </w:rPr>
-        <w:t>Term 4 Design Studio Project | Individual</w:t>
-      </w:r>
-      <w:r>
-        <w:rPr>
-          <w:b/>
-          <w:bCs/>
-          <w:sz w:val="20"/>
-          <w:szCs w:val="20"/>
-        </w:rPr>
-        <w:tab/>
-      </w:r>
-    </w:p>
-    <w:p>
-      <w:pPr>
-        <w:numPr>
-          <w:ilvl w:val="0"/>
-          <w:numId w:val="2"/>
-        </w:numPr>
-        <w:ind w:left="435" w:hanging="445"/>
-        <w:rPr>
-          <w:sz w:val="20"/>
-          <w:szCs w:val="20"/>
-        </w:rPr>
-      </w:pPr>
-      <w:r>
-        <w:rPr>
-          <w:b/>
-          <w:bCs/>
-          <w:sz w:val="20"/>
-          <w:szCs w:val="20"/>
-        </w:rPr>
-        <w:t xml:space="preserve">Drafted and developed </w:t>
-      </w:r>
-      <w:r>
-        <w:rPr>
-          <w:sz w:val="20"/>
-          <w:szCs w:val="20"/>
-        </w:rPr>
-        <w:t>a conceptual proposal for MOMA satellite in Singapore, exploring possibilities of MOMA while</w:t>
-      </w:r>
-      <w:r>
-        <w:rPr>
-          <w:b/>
-          <w:bCs/>
-          <w:sz w:val="20"/>
-          <w:szCs w:val="20"/>
-        </w:rPr>
-        <w:t xml:space="preserve"> integrating </w:t>
-      </w:r>
-      <w:r>
-        <w:rPr>
-          <w:sz w:val="20"/>
-          <w:szCs w:val="20"/>
-        </w:rPr>
-        <w:t>artistic philosophies of two modern artists into architectural form</w:t>
-      </w:r>
-    </w:p>
-    <w:p>
-      <w:pPr>
-        <w:numPr>
-          <w:ilvl w:val="0"/>
-          <w:numId w:val="2"/>
-        </w:numPr>
-        <w:ind w:left="435" w:hanging="445"/>
-        <w:rPr>
-          <w:sz w:val="20"/>
-          <w:szCs w:val="20"/>
-        </w:rPr>
-      </w:pPr>
-      <w:r>
-        <w:rPr>
-          <w:sz w:val="20"/>
-          <w:szCs w:val="20"/>
-        </w:rPr>
-        <w:t>Delivered floorplans, sectional drawings, axonometric drawings and a physical model to communicate</w:t>
-      </w:r>
-    </w:p>
-    <w:p>
-      <w:pPr>
-        <w:rPr>
-          <w:sz w:val="20"/>
-          <w:szCs w:val="20"/>
-        </w:rPr>
-      </w:pPr>
-      <w:r>
-        <w:rPr>
-          <w:sz w:val="20"/>
-          <w:szCs w:val="20"/>
-        </w:rPr>
-        <w:t>  </w:t>
-      </w:r>
-    </w:p>
-    <w:p>
-      <w:pPr>
-        <w:tabs>
-          <w:tab w:val="right" w:pos="10800"/>
-        </w:tabs>
-        <w:rPr>
-          <w:b/>
-          <w:bCs/>
-          <w:sz w:val="20"/>
-          <w:szCs w:val="20"/>
-        </w:rPr>
-      </w:pPr>
-      <w:r>
-        <w:rPr>
-          <w:sz w:val="20"/>
-          <w:szCs w:val="20"/>
-        </w:rPr>
-        <w:t> </w:t>
-      </w:r>
-      <w:r>
-        <w:rPr>
-          <w:b/>
-          <w:bCs/>
-          <w:sz w:val="20"/>
-          <w:szCs w:val="20"/>
-        </w:rPr>
-        <w:t>A Bridge</w:t>
-      </w:r>
-      <w:r>
-        <w:rPr>
-          <w:b/>
-          <w:bCs/>
-          <w:sz w:val="20"/>
-          <w:szCs w:val="20"/>
-        </w:rPr>
-        <w:tab/>
-        <w:t>Mar 25 to May 25</w:t>
-      </w:r>
-    </w:p>
-    <w:p>
-      <w:pPr>
-        <w:tabs>
-          <w:tab w:val="right" w:pos="10800"/>
-        </w:tabs>
-        <w:rPr>
-          <w:b/>
-          <w:bCs/>
-          <w:sz w:val="20"/>
-          <w:szCs w:val="20"/>
-        </w:rPr>
-      </w:pPr>
-      <w:r>
-        <w:rPr>
-          <w:b/>
-          <w:bCs/>
-          <w:sz w:val="20"/>
-          <w:szCs w:val="20"/>
-        </w:rPr>
-        <w:t>Term 4 Project | Team of 4</w:t>
-      </w:r>
-      <w:r>
-        <w:rPr>
-          <w:b/>
-          <w:bCs/>
-          <w:sz w:val="20"/>
-          <w:szCs w:val="20"/>
-        </w:rPr>
-        <w:tab/>
-      </w:r>
-    </w:p>
-    <w:p>
-      <w:pPr>
-        <w:numPr>
-          <w:ilvl w:val="0"/>
-          <w:numId w:val="3"/>
-        </w:numPr>
-        <w:ind w:left="435" w:hanging="445"/>
-        <w:rPr>
-          <w:sz w:val="20"/>
-          <w:szCs w:val="20"/>
-        </w:rPr>
-      </w:pPr>
-      <w:r>
-        <w:rPr>
-          <w:b/>
-          <w:bCs/>
-          <w:sz w:val="20"/>
-          <w:szCs w:val="20"/>
-        </w:rPr>
-        <w:t xml:space="preserve">Collaborated to design and construct </w:t>
-      </w:r>
-      <w:r>
-        <w:rPr>
-          <w:sz w:val="20"/>
-          <w:szCs w:val="20"/>
-        </w:rPr>
-        <w:t>a 4.5-meter-long bridge with hard wood</w:t>
-      </w:r>
-    </w:p>
-    <w:p>
-      <w:pPr>
-        <w:numPr>
-          <w:ilvl w:val="0"/>
-          <w:numId w:val="3"/>
-        </w:numPr>
-        <w:ind w:left="435" w:hanging="445"/>
-        <w:rPr>
-          <w:sz w:val="20"/>
-          <w:szCs w:val="20"/>
-        </w:rPr>
-      </w:pPr>
-      <w:r>
-        <w:rPr>
-          <w:b/>
-          <w:bCs/>
-          <w:sz w:val="20"/>
-          <w:szCs w:val="20"/>
-        </w:rPr>
-        <w:t xml:space="preserve">Modeled and tested </w:t>
-      </w:r>
-      <w:r>
-        <w:rPr>
-          <w:sz w:val="20"/>
-          <w:szCs w:val="20"/>
-        </w:rPr>
-        <w:t>joint designs to balance structural performance and aesthetic</w:t>
-      </w:r>
-    </w:p>
-    <w:p>
-      <w:pPr>
-        <w:rPr>
-          <w:sz w:val="20"/>
-          <w:szCs w:val="20"/>
-        </w:rPr>
-      </w:pPr>
-    </w:p>
-    <w:p>
-      <w:pPr>
-        <w:pBdr>
-          <w:bottom w:val="single" w:sz="12" w:space="0" w:color="000000"/>
-        </w:pBdr>
-        <w:rPr>
-          <w:b/>
-          <w:bCs/>
-          <w:smallCaps/>
-          <w:sz w:val="20"/>
-          <w:szCs w:val="20"/>
-        </w:rPr>
-      </w:pPr>
-      <w:r>
-        <w:rPr>
-          <w:b/>
-          <w:bCs/>
-          <w:smallCaps/>
-          <w:sz w:val="20"/>
-          <w:szCs w:val="20"/>
-        </w:rPr>
-        <w:t>ADDITIONAL INFORMATION</w:t>
-      </w:r>
-    </w:p>
-    <w:p>
-      <w:pPr>
-        <w:numPr>
-          <w:ilvl w:val="0"/>
-          <w:numId w:val="1"/>
-        </w:numPr>
-        <w:ind w:left="435" w:hanging="445"/>
-        <w:rPr>
-          <w:sz w:val="20"/>
-          <w:szCs w:val="20"/>
-        </w:rPr>
-      </w:pPr>
-      <w:r>
-        <w:rPr>
-          <w:sz w:val="20"/>
-          <w:szCs w:val="20"/>
-        </w:rPr>
-        <w:t>Technical Skills:</w:t>
-      </w:r>
-      <w:r>
-        <w:rPr>
-          <w:sz w:val="20"/>
-          <w:szCs w:val="20"/>
-        </w:rPr>
-        <w:t xml:space="preserve"> Photoshop, Illustrator, Figma, Blender.</w:t>
-      </w:r>
-      <w:r>
-        <w:rPr>
-          <w:sz w:val="20"/>
-          <w:szCs w:val="20"/>
-        </w:rPr>
-        <w:t xml:space="preserve"> </w:t>
-      </w:r>
-      <w:r>
-        <w:rPr>
-          <w:sz w:val="20"/>
-          <w:szCs w:val="20"/>
-        </w:rPr>
-        <w:t>UE5</w:t>
-      </w:r>
-      <w:r>
-        <w:rPr>
-          <w:sz w:val="20"/>
-          <w:szCs w:val="20"/>
-        </w:rPr>
-        <w:t xml:space="preserve">, </w:t>
-      </w:r>
-      <w:r>
-        <w:rPr>
-          <w:sz w:val="20"/>
-          <w:szCs w:val="20"/>
-        </w:rPr>
-        <w:t>Rhinoceros 3D, Sketchup,</w:t>
-      </w:r>
-      <w:r>
-        <w:rPr>
-          <w:sz w:val="20"/>
-          <w:szCs w:val="20"/>
-        </w:rPr>
-        <w:t xml:space="preserve"> </w:t>
-      </w:r>
-      <w:r>
-        <w:rPr>
-          <w:sz w:val="20"/>
-          <w:szCs w:val="20"/>
-        </w:rPr>
-        <w:t xml:space="preserve">AutoCAD, </w:t>
-      </w:r>
-      <w:proofErr w:type="spellStart"/>
-      <w:r>
-        <w:rPr>
-          <w:sz w:val="20"/>
-          <w:szCs w:val="20"/>
-        </w:rPr>
-        <w:t>Enscape</w:t>
-      </w:r>
-      <w:proofErr w:type="spellEnd"/>
-      <w:r>
-        <w:rPr>
-          <w:sz w:val="20"/>
-          <w:szCs w:val="20"/>
-        </w:rPr>
-        <w:t>, D5</w:t>
-      </w:r>
-    </w:p>
-    <w:p>
-      <w:pPr>
-        <w:numPr>
-          <w:ilvl w:val="0"/>
-          <w:numId w:val="1"/>
-        </w:numPr>
-        <w:ind w:left="435" w:hanging="445"/>
-        <w:rPr>
-          <w:sz w:val="20"/>
-          <w:szCs w:val="20"/>
-        </w:rPr>
-      </w:pPr>
-      <w:r>
-        <w:rPr>
-          <w:sz w:val="20"/>
-          <w:szCs w:val="20"/>
-        </w:rPr>
-        <w:t>Fluent in English and Burmese (spoken &amp; written)</w:t>
-      </w:r>
+        <w:rPr>
+          <w:sz w:val="20"/>
+          <w:szCs w:val="20"/>
+        </w:rPr>
+      </w:pPr>
     </w:p>
     <w:sectPr>
       <w:pgSz w:w="12225" w:h="15810"/>
@@ -2296,17 +2885,17 @@
   <w:abstractNum w:abstractNumId="3" w15:restartNumberingAfterBreak="0">
     <w:nsid w:val="1EE26D44"/>
     <w:multiLevelType w:val="multilevel"/>
-    <w:tmpl w:val="10E802D0"/>
+    <w:tmpl w:val="3BEADBDE"/>
     <w:lvl w:ilvl="0">
       <w:start w:val="1"/>
       <w:numFmt w:val="bullet"/>
-      <w:lvlText w:val="●"/>
+      <w:lvlText w:val="o"/>
       <w:lvlJc w:val="left"/>
       <w:pPr>
         <w:ind w:left="720" w:hanging="360"/>
       </w:pPr>
       <w:rPr>
-        <w:rFonts w:ascii="Noto Sans Symbols" w:eastAsia="Noto Sans Symbols" w:hAnsi="Noto Sans Symbols" w:cs="Noto Sans Symbols"/>
+        <w:rFonts w:ascii="Courier New" w:hAnsi="Courier New" w:cs="Courier New" w:hint="default"/>
       </w:rPr>
     </w:lvl>
     <w:lvl w:ilvl="1">
@@ -2520,6 +3109,155 @@
     </w:lvl>
   </w:abstractNum>
   <w:abstractNum w:abstractNumId="5" w15:restartNumberingAfterBreak="0">
+    <w:nsid w:val="52A37A6B"/>
+    <w:multiLevelType w:val="multilevel"/>
+    <w:tmpl w:val="7ADCBAB0"/>
+    <w:lvl w:ilvl="0">
+      <w:start w:val="1"/>
+      <w:numFmt w:val="bullet"/>
+      <w:lvlText w:val=""/>
+      <w:lvlJc w:val="left"/>
+      <w:pPr>
+        <w:tabs>
+          <w:tab w:val="num" w:pos="720"/>
+        </w:tabs>
+        <w:ind w:left="720" w:hanging="360"/>
+      </w:pPr>
+      <w:rPr>
+        <w:rFonts w:ascii="Symbol" w:hAnsi="Symbol" w:hint="default"/>
+        <w:sz w:val="20"/>
+      </w:rPr>
+    </w:lvl>
+    <w:lvl w:ilvl="1" w:tentative="1">
+      <w:start w:val="1"/>
+      <w:numFmt w:val="bullet"/>
+      <w:lvlText w:val="o"/>
+      <w:lvlJc w:val="left"/>
+      <w:pPr>
+        <w:tabs>
+          <w:tab w:val="num" w:pos="1440"/>
+        </w:tabs>
+        <w:ind w:left="1440" w:hanging="360"/>
+      </w:pPr>
+      <w:rPr>
+        <w:rFonts w:ascii="Courier New" w:hAnsi="Courier New" w:hint="default"/>
+        <w:sz w:val="20"/>
+      </w:rPr>
+    </w:lvl>
+    <w:lvl w:ilvl="2" w:tentative="1">
+      <w:start w:val="1"/>
+      <w:numFmt w:val="bullet"/>
+      <w:lvlText w:val=""/>
+      <w:lvlJc w:val="left"/>
+      <w:pPr>
+        <w:tabs>
+          <w:tab w:val="num" w:pos="2160"/>
+        </w:tabs>
+        <w:ind w:left="2160" w:hanging="360"/>
+      </w:pPr>
+      <w:rPr>
+        <w:rFonts w:ascii="Wingdings" w:hAnsi="Wingdings" w:hint="default"/>
+        <w:sz w:val="20"/>
+      </w:rPr>
+    </w:lvl>
+    <w:lvl w:ilvl="3" w:tentative="1">
+      <w:start w:val="1"/>
+      <w:numFmt w:val="bullet"/>
+      <w:lvlText w:val=""/>
+      <w:lvlJc w:val="left"/>
+      <w:pPr>
+        <w:tabs>
+          <w:tab w:val="num" w:pos="2880"/>
+        </w:tabs>
+        <w:ind w:left="2880" w:hanging="360"/>
+      </w:pPr>
+      <w:rPr>
+        <w:rFonts w:ascii="Wingdings" w:hAnsi="Wingdings" w:hint="default"/>
+        <w:sz w:val="20"/>
+      </w:rPr>
+    </w:lvl>
+    <w:lvl w:ilvl="4" w:tentative="1">
+      <w:start w:val="1"/>
+      <w:numFmt w:val="bullet"/>
+      <w:lvlText w:val=""/>
+      <w:lvlJc w:val="left"/>
+      <w:pPr>
+        <w:tabs>
+          <w:tab w:val="num" w:pos="3600"/>
+        </w:tabs>
+        <w:ind w:left="3600" w:hanging="360"/>
+      </w:pPr>
+      <w:rPr>
+        <w:rFonts w:ascii="Wingdings" w:hAnsi="Wingdings" w:hint="default"/>
+        <w:sz w:val="20"/>
+      </w:rPr>
+    </w:lvl>
+    <w:lvl w:ilvl="5" w:tentative="1">
+      <w:start w:val="1"/>
+      <w:numFmt w:val="bullet"/>
+      <w:lvlText w:val=""/>
+      <w:lvlJc w:val="left"/>
+      <w:pPr>
+        <w:tabs>
+          <w:tab w:val="num" w:pos="4320"/>
+        </w:tabs>
+        <w:ind w:left="4320" w:hanging="360"/>
+      </w:pPr>
+      <w:rPr>
+        <w:rFonts w:ascii="Wingdings" w:hAnsi="Wingdings" w:hint="default"/>
+        <w:sz w:val="20"/>
+      </w:rPr>
+    </w:lvl>
+    <w:lvl w:ilvl="6" w:tentative="1">
+      <w:start w:val="1"/>
+      <w:numFmt w:val="bullet"/>
+      <w:lvlText w:val=""/>
+      <w:lvlJc w:val="left"/>
+      <w:pPr>
+        <w:tabs>
+          <w:tab w:val="num" w:pos="5040"/>
+        </w:tabs>
+        <w:ind w:left="5040" w:hanging="360"/>
+      </w:pPr>
+      <w:rPr>
+        <w:rFonts w:ascii="Wingdings" w:hAnsi="Wingdings" w:hint="default"/>
+        <w:sz w:val="20"/>
+      </w:rPr>
+    </w:lvl>
+    <w:lvl w:ilvl="7" w:tentative="1">
+      <w:start w:val="1"/>
+      <w:numFmt w:val="bullet"/>
+      <w:lvlText w:val=""/>
+      <w:lvlJc w:val="left"/>
+      <w:pPr>
+        <w:tabs>
+          <w:tab w:val="num" w:pos="5760"/>
+        </w:tabs>
+        <w:ind w:left="5760" w:hanging="360"/>
+      </w:pPr>
+      <w:rPr>
+        <w:rFonts w:ascii="Wingdings" w:hAnsi="Wingdings" w:hint="default"/>
+        <w:sz w:val="20"/>
+      </w:rPr>
+    </w:lvl>
+    <w:lvl w:ilvl="8" w:tentative="1">
+      <w:start w:val="1"/>
+      <w:numFmt w:val="bullet"/>
+      <w:lvlText w:val=""/>
+      <w:lvlJc w:val="left"/>
+      <w:pPr>
+        <w:tabs>
+          <w:tab w:val="num" w:pos="6480"/>
+        </w:tabs>
+        <w:ind w:left="6480" w:hanging="360"/>
+      </w:pPr>
+      <w:rPr>
+        <w:rFonts w:ascii="Wingdings" w:hAnsi="Wingdings" w:hint="default"/>
+        <w:sz w:val="20"/>
+      </w:rPr>
+    </w:lvl>
+  </w:abstractNum>
+  <w:abstractNum w:abstractNumId="6" w15:restartNumberingAfterBreak="0">
     <w:nsid w:val="591375E5"/>
     <w:multiLevelType w:val="multilevel"/>
     <w:tmpl w:val="6860AB5E"/>
@@ -2632,7 +3370,7 @@
       </w:rPr>
     </w:lvl>
   </w:abstractNum>
-  <w:abstractNum w:abstractNumId="6" w15:restartNumberingAfterBreak="0">
+  <w:abstractNum w:abstractNumId="7" w15:restartNumberingAfterBreak="0">
     <w:nsid w:val="5E5E798D"/>
     <w:multiLevelType w:val="multilevel"/>
     <w:tmpl w:val="EBC44F46"/>
@@ -2745,7 +3483,7 @@
       </w:rPr>
     </w:lvl>
   </w:abstractNum>
-  <w:abstractNum w:abstractNumId="7" w15:restartNumberingAfterBreak="0">
+  <w:abstractNum w:abstractNumId="8" w15:restartNumberingAfterBreak="0">
     <w:nsid w:val="70A82AF0"/>
     <w:multiLevelType w:val="multilevel"/>
     <w:tmpl w:val="EF2860FE"/>
@@ -2865,22 +3603,25 @@
     <w:abstractNumId w:val="0"/>
   </w:num>
   <w:num w:numId="3" w16cid:durableId="2058818886">
-    <w:abstractNumId w:val="5"/>
+    <w:abstractNumId w:val="6"/>
   </w:num>
   <w:num w:numId="4" w16cid:durableId="113015921">
     <w:abstractNumId w:val="2"/>
   </w:num>
   <w:num w:numId="5" w16cid:durableId="634264645">
-    <w:abstractNumId w:val="7"/>
+    <w:abstractNumId w:val="8"/>
   </w:num>
   <w:num w:numId="6" w16cid:durableId="552430166">
     <w:abstractNumId w:val="3"/>
   </w:num>
   <w:num w:numId="7" w16cid:durableId="1634094915">
-    <w:abstractNumId w:val="6"/>
+    <w:abstractNumId w:val="7"/>
   </w:num>
   <w:num w:numId="8" w16cid:durableId="525408476">
     <w:abstractNumId w:val="4"/>
+  </w:num>
+  <w:num w:numId="9" w16cid:durableId="1122967433">
+    <w:abstractNumId w:val="5"/>
   </w:num>
 </w:numbering>
 </file>
@@ -3397,7 +4138,6 @@
   <w:style w:type="character" w:default="1" w:styleId="DefaultParagraphFont">
     <w:name w:val="Default Paragraph Font"/>
     <w:uiPriority w:val="1"/>
-    <w:semiHidden/>
     <w:unhideWhenUsed/>
   </w:style>
   <w:style w:type="table" w:default="1" w:styleId="TableNormal">
